--- a/Cover_Letters/Shinoy_My_Jewellery_Test_Automation_Engineer_Cover_Letter.docx
+++ b/Cover_Letters/Shinoy_My_Jewellery_Test_Automation_Engineer_Cover_Letter.docx
@@ -14,7 +14,7 @@
     </w:p>
     <w:p>
       <w:r>
-        <w:t>August 27, 2026</w:t>
+        <w:t>August 30, 2026</w:t>
       </w:r>
     </w:p>
     <w:p>
@@ -35,12 +35,12 @@
     </w:p>
     <w:p>
       <w:r>
-        <w:t>I saw your opening for a Test Automation Engineer and felt it matched my background well. In my recent work, I have focused heavily on developing test automation using Playwright and TypeScript, while also balancing manual testing and handling complex integrations. I enjoy working directly with development, warehouse, and other departments to understand requirements and make sure business processes run smoothly.</w:t>
+        <w:t>Your focus on combining automated testing with manual integration testing across multiple SaaS solutions fits well with my background. In my recent role, I transitioned testing frameworks to TypeScript and Playwright while also handling hands-on checks for complex backend workflows. I also use tools like Gemini Code Assist to help generate tests more quickly.</w:t>
       </w:r>
     </w:p>
     <w:p>
       <w:r>
-        <w:t>Your focus on using AI in test automation also caught my attention. I regularly use tools like Gemini Code Assist to help generate tests and streamline my daily scripting work.</w:t>
+        <w:t>I would enjoy bringing this practical mindset to your development, warehouse, sales, and customer service teams.</w:t>
       </w:r>
     </w:p>
     <w:p>

--- a/Cover_Letters/Shinoy_My_Jewellery_Test_Automation_Engineer_Cover_Letter.docx
+++ b/Cover_Letters/Shinoy_My_Jewellery_Test_Automation_Engineer_Cover_Letter.docx
@@ -14,7 +14,7 @@
     </w:p>
     <w:p>
       <w:r>
-        <w:t>August 30, 2026</w:t>
+        <w:t>September 02, 2026</w:t>
       </w:r>
     </w:p>
     <w:p>
@@ -35,12 +35,12 @@
     </w:p>
     <w:p>
       <w:r>
-        <w:t>Your focus on combining automated testing with manual integration testing across multiple SaaS solutions fits well with my background. In my recent role, I transitioned testing frameworks to TypeScript and Playwright while also handling hands-on checks for complex backend workflows. I also use tools like Gemini Code Assist to help generate tests more quickly.</w:t>
+        <w:t>Your focus on combining automated testing with hands-on manual validation across multiple SaaS solutions fits my background well. I have spent years working with TypeScript and Playwright to build reliable test suites for complex integration landscapes. I also enjoy working directly with different departments to clear up requirements and make sure business processes run smoothly.</w:t>
       </w:r>
     </w:p>
     <w:p>
       <w:r>
-        <w:t>I would enjoy bringing this practical mindset to your development, warehouse, sales, and customer service teams.</w:t>
+        <w:t>Since your environment values AI in test automation, I often use tools like Gemini Code Assist to speed up test generation and script maintenance. I live close by in Amstelveen and would be glad to help your team grow its automation strategy.</w:t>
       </w:r>
     </w:p>
     <w:p>

--- a/Cover_Letters/Shinoy_My_Jewellery_Test_Automation_Engineer_Cover_Letter.docx
+++ b/Cover_Letters/Shinoy_My_Jewellery_Test_Automation_Engineer_Cover_Letter.docx
@@ -14,7 +14,7 @@
     </w:p>
     <w:p>
       <w:r>
-        <w:t>September 02, 2026</w:t>
+        <w:t>September 18, 2026</w:t>
       </w:r>
     </w:p>
     <w:p>
@@ -35,12 +35,12 @@
     </w:p>
     <w:p>
       <w:r>
-        <w:t>Your focus on combining automated testing with hands-on manual validation across multiple SaaS solutions fits my background well. I have spent years working with TypeScript and Playwright to build reliable test suites for complex integration landscapes. I also enjoy working directly with different departments to clear up requirements and make sure business processes run smoothly.</w:t>
+        <w:t>Your focus on combining automated integration testing with manual workflows across various SaaS solutions matches my background well. I have spent years working in complex financial and e-commerce environments where I balanced API test automation in TypeScript with hands-on exploratory checks, making sure data flows smoothly between systems.</w:t>
       </w:r>
     </w:p>
     <w:p>
       <w:r>
-        <w:t>Since your environment values AI in test automation, I often use tools like Gemini Code Assist to speed up test generation and script maintenance. I live close by in Amstelveen and would be glad to help your team grow its automation strategy.</w:t>
+        <w:t>I also appreciate that AI is a core part of your test strategy. In my recent work, I have used Gemini Code Assist to speed up test generation and help keep deployment scripts efficient.</w:t>
       </w:r>
     </w:p>
     <w:p>

--- a/Cover_Letters/Shinoy_My_Jewellery_Test_Automation_Engineer_Cover_Letter.docx
+++ b/Cover_Letters/Shinoy_My_Jewellery_Test_Automation_Engineer_Cover_Letter.docx
@@ -14,7 +14,7 @@
     </w:p>
     <w:p>
       <w:r>
-        <w:t>September 18, 2026</w:t>
+        <w:t>September 19, 2026</w:t>
       </w:r>
     </w:p>
     <w:p>
@@ -35,12 +35,12 @@
     </w:p>
     <w:p>
       <w:r>
-        <w:t>Your focus on combining automated integration testing with manual workflows across various SaaS solutions matches my background well. I have spent years working in complex financial and e-commerce environments where I balanced API test automation in TypeScript with hands-on exploratory checks, making sure data flows smoothly between systems.</w:t>
+        <w:t>Your focus on building robust automated tests for integrations between multiple SaaS solutions while balancing hands-on checks aligns well with my background. In my recent work, I transitioned testing frameworks to TypeScript and Playwright, and I am used to collaborating with different business units to understand requirements and test complex data flows.</w:t>
       </w:r>
     </w:p>
     <w:p>
       <w:r>
-        <w:t>I also appreciate that AI is a core part of your test strategy. In my recent work, I have used Gemini Code Assist to speed up test generation and help keep deployment scripts efficient.</w:t>
+        <w:t>I also appreciate that AI plays a central role in your testing approach. I have experience using Gemini Code Assist to speed up test script creation and streamline deployment processes, which fits nicely with the environment you are building.</w:t>
       </w:r>
     </w:p>
     <w:p>
